--- a/apps/fidelity/fixtures/spike-page-01.docx
+++ b/apps/fidelity/fixtures/spike-page-01.docx
@@ -1,6 +1,6 @@
 
 <file path=word/document.xml><?xml version="1.0" encoding="utf-8"?>
-<w:document xmlns:wpc="http://schemas.microsoft.com/office/word/2010/wordprocessingCanvas" xmlns:cx="http://schemas.microsoft.com/office/drawing/2014/chartex" xmlns:cx1="http://schemas.microsoft.com/office/drawing/2015/9/8/chartex" xmlns:cx2="http://schemas.microsoft.com/office/drawing/2015/10/21/chartex" xmlns:cx3="http://schemas.microsoft.com/office/drawing/2016/5/9/chartex" xmlns:cx4="http://schemas.microsoft.com/office/drawing/2016/5/10/chartex" xmlns:cx5="http://schemas.microsoft.com/office/drawing/2016/5/11/chartex" xmlns:cx6="http://schemas.microsoft.com/office/drawing/2016/5/12/chartex" xmlns:cx7="http://schemas.microsoft.com/office/drawing/2016/5/13/chartex" xmlns:cx8="http://schemas.microsoft.com/office/drawing/2016/5/14/chartex" xmlns:mc="http://schemas.openxmlformats.org/markup-compatibility/2006" xmlns:aink="http://schemas.microsoft.com/office/drawing/2016/ink" xmlns:am3d="http://schemas.microsoft.com/office/drawing/2017/model3d" xmlns:o="urn:schemas-microsoft-com:office:office" xmlns:oel="http://schemas.microsoft.com/office/2019/extlst" xmlns:r="http://schemas.openxmlformats.org/officeDocument/2006/relationships" xmlns:m="http://schemas.openxmlformats.org/officeDocument/2006/math" xmlns:v="urn:schemas-microsoft-com:vml" xmlns:wp14="http://schemas.microsoft.com/office/word/2010/wordprocessingDrawing" xmlns:wp="http://schemas.openxmlformats.org/drawingml/2006/wordprocessingDrawing" xmlns:w10="urn:schemas-microsoft-com:office:word" xmlns:w="http://schemas.openxmlformats.org/wordprocessingml/2006/main" xmlns:w14="http://schemas.microsoft.com/office/word/2010/wordml" xmlns:w15="http://schemas.microsoft.com/office/word/2012/wordml" xmlns:w16cei="http://schemas.microsoft.com/office/word/2026/wordml/cei" xmlns:w16cex="http://schemas.microsoft.com/office/word/2018/wordml/cex" xmlns:w16cid="http://schemas.microsoft.com/office/word/2016/wordml/cid" xmlns:w16="http://schemas.microsoft.com/office/word/2018/wordml" xmlns:w16du="http://schemas.microsoft.com/office/word/2023/wordml/word16du" xmlns:w16sdtdh="http://schemas.microsoft.com/office/word/2020/wordml/sdtdatahash" xmlns:w16sdtfl="http://schemas.microsoft.com/office/word/2024/wordml/sdtformatlock" xmlns:w16se="http://schemas.microsoft.com/office/word/2015/wordml/symex" xmlns:wpg="http://schemas.microsoft.com/office/word/2010/wordprocessingGroup" xmlns:wpi="http://schemas.microsoft.com/office/word/2010/wordprocessingInk" xmlns:wne="http://schemas.microsoft.com/office/word/2006/wordml" xmlns:wps="http://schemas.microsoft.com/office/word/2010/wordprocessingShape" mc:Ignorable="w14 w15 w16se w16cid w16 w16cex w16sdtdh w16sdtfl w16du wp14">
+<w:document xmlns:wpc="http://schemas.microsoft.com/office/word/2010/wordprocessingCanvas" xmlns:cx="http://schemas.microsoft.com/office/drawing/2014/chartex" xmlns:cx1="http://schemas.microsoft.com/office/drawing/2015/9/8/chartex" xmlns:cx2="http://schemas.microsoft.com/office/drawing/2015/10/21/chartex" xmlns:cx3="http://schemas.microsoft.com/office/drawing/2016/5/9/chartex" xmlns:cx4="http://schemas.microsoft.com/office/drawing/2016/5/10/chartex" xmlns:cx5="http://schemas.microsoft.com/office/drawing/2016/5/11/chartex" xmlns:cx6="http://schemas.microsoft.com/office/drawing/2016/5/12/chartex" xmlns:cx7="http://schemas.microsoft.com/office/drawing/2016/5/13/chartex" xmlns:cx8="http://schemas.microsoft.com/office/drawing/2016/5/14/chartex" xmlns:mc="http://schemas.openxmlformats.org/markup-compatibility/2006" xmlns:aink="http://schemas.microsoft.com/office/drawing/2016/ink" xmlns:am3d="http://schemas.microsoft.com/office/drawing/2017/model3d" xmlns:o="urn:schemas-microsoft-com:office:office" xmlns:oel="http://schemas.microsoft.com/office/2019/extlst" xmlns:r="http://schemas.openxmlformats.org/officeDocument/2006/relationships" xmlns:m="http://schemas.openxmlformats.org/officeDocument/2006/math" xmlns:v="urn:schemas-microsoft-com:vml" xmlns:wp14="http://schemas.microsoft.com/office/word/2010/wordprocessingDrawing" xmlns:wp="http://schemas.openxmlformats.org/drawingml/2006/wordprocessingDrawing" xmlns:w10="urn:schemas-microsoft-com:office:word" xmlns:w="http://schemas.openxmlformats.org/wordprocessingml/2006/main" xmlns:w14="http://schemas.microsoft.com/office/word/2010/wordml" xmlns:w15="http://schemas.microsoft.com/office/word/2012/wordml" xmlns:w16cex="http://schemas.microsoft.com/office/word/2018/wordml/cex" xmlns:w16cid="http://schemas.microsoft.com/office/word/2016/wordml/cid" xmlns:w16="http://schemas.microsoft.com/office/word/2018/wordml" xmlns:w16du="http://schemas.microsoft.com/office/word/2023/wordml/word16du" xmlns:w16sdtdh="http://schemas.microsoft.com/office/word/2020/wordml/sdtdatahash" xmlns:w16sdtfl="http://schemas.microsoft.com/office/word/2024/wordml/sdtformatlock" xmlns:w16se="http://schemas.microsoft.com/office/word/2015/wordml/symex" xmlns:wpg="http://schemas.microsoft.com/office/word/2010/wordprocessingGroup" xmlns:wpi="http://schemas.microsoft.com/office/word/2010/wordprocessingInk" xmlns:wne="http://schemas.microsoft.com/office/word/2006/wordml" xmlns:wps="http://schemas.microsoft.com/office/word/2010/wordprocessingShape" mc:Ignorable="w14 w15 w16se w16cid w16 w16cex w16sdtdh w16sdtfl w16du wp14">
   <w:body>
     <w:p>
       <w:pPr>
@@ -2442,7 +2442,7 @@
     <w:link w:val="10"/>
     <w:uiPriority w:val="9"/>
     <w:qFormat/>
-    <w:rsid w:val="003E2C91"/>
+    <w:rsid w:val="00E719FB"/>
     <w:pPr>
       <w:keepNext/>
       <w:keepLines/>
@@ -2465,7 +2465,7 @@
     <w:semiHidden/>
     <w:unhideWhenUsed/>
     <w:qFormat/>
-    <w:rsid w:val="003E2C91"/>
+    <w:rsid w:val="00E719FB"/>
     <w:pPr>
       <w:keepNext/>
       <w:keepLines/>
@@ -2488,7 +2488,7 @@
     <w:semiHidden/>
     <w:unhideWhenUsed/>
     <w:qFormat/>
-    <w:rsid w:val="003E2C91"/>
+    <w:rsid w:val="00E719FB"/>
     <w:pPr>
       <w:keepNext/>
       <w:keepLines/>
@@ -2511,7 +2511,7 @@
     <w:semiHidden/>
     <w:unhideWhenUsed/>
     <w:qFormat/>
-    <w:rsid w:val="003E2C91"/>
+    <w:rsid w:val="00E719FB"/>
     <w:pPr>
       <w:keepNext/>
       <w:keepLines/>
@@ -2534,7 +2534,7 @@
     <w:semiHidden/>
     <w:unhideWhenUsed/>
     <w:qFormat/>
-    <w:rsid w:val="003E2C91"/>
+    <w:rsid w:val="00E719FB"/>
     <w:pPr>
       <w:keepNext/>
       <w:keepLines/>
@@ -2557,7 +2557,7 @@
     <w:semiHidden/>
     <w:unhideWhenUsed/>
     <w:qFormat/>
-    <w:rsid w:val="003E2C91"/>
+    <w:rsid w:val="00E719FB"/>
     <w:pPr>
       <w:keepNext/>
       <w:keepLines/>
@@ -2580,7 +2580,7 @@
     <w:semiHidden/>
     <w:unhideWhenUsed/>
     <w:qFormat/>
-    <w:rsid w:val="003E2C91"/>
+    <w:rsid w:val="00E719FB"/>
     <w:pPr>
       <w:keepNext/>
       <w:keepLines/>
@@ -2603,7 +2603,7 @@
     <w:semiHidden/>
     <w:unhideWhenUsed/>
     <w:qFormat/>
-    <w:rsid w:val="003E2C91"/>
+    <w:rsid w:val="00E719FB"/>
     <w:pPr>
       <w:keepNext/>
       <w:keepLines/>
@@ -2623,7 +2623,7 @@
     <w:semiHidden/>
     <w:unhideWhenUsed/>
     <w:qFormat/>
-    <w:rsid w:val="003E2C91"/>
+    <w:rsid w:val="00E719FB"/>
     <w:pPr>
       <w:keepNext/>
       <w:keepLines/>
@@ -2666,7 +2666,7 @@
     <w:basedOn w:val="a0"/>
     <w:link w:val="1"/>
     <w:uiPriority w:val="9"/>
-    <w:rsid w:val="003E2C91"/>
+    <w:rsid w:val="00E719FB"/>
     <w:rPr>
       <w:rFonts w:asciiTheme="majorHAnsi" w:eastAsiaTheme="majorEastAsia" w:hAnsiTheme="majorHAnsi" w:cstheme="majorBidi"/>
       <w:color w:val="0F4761" w:themeColor="accent1" w:themeShade="BF"/>
@@ -2680,7 +2680,7 @@
     <w:link w:val="2"/>
     <w:uiPriority w:val="9"/>
     <w:semiHidden/>
-    <w:rsid w:val="003E2C91"/>
+    <w:rsid w:val="00E719FB"/>
     <w:rPr>
       <w:rFonts w:asciiTheme="majorHAnsi" w:eastAsiaTheme="majorEastAsia" w:hAnsiTheme="majorHAnsi" w:cstheme="majorBidi"/>
       <w:color w:val="0F4761" w:themeColor="accent1" w:themeShade="BF"/>
@@ -2694,7 +2694,7 @@
     <w:link w:val="3"/>
     <w:uiPriority w:val="9"/>
     <w:semiHidden/>
-    <w:rsid w:val="003E2C91"/>
+    <w:rsid w:val="00E719FB"/>
     <w:rPr>
       <w:rFonts w:asciiTheme="majorHAnsi" w:eastAsiaTheme="majorEastAsia" w:hAnsiTheme="majorHAnsi" w:cstheme="majorBidi"/>
       <w:color w:val="0F4761" w:themeColor="accent1" w:themeShade="BF"/>
@@ -2708,7 +2708,7 @@
     <w:link w:val="4"/>
     <w:uiPriority w:val="9"/>
     <w:semiHidden/>
-    <w:rsid w:val="003E2C91"/>
+    <w:rsid w:val="00E719FB"/>
     <w:rPr>
       <w:rFonts w:cstheme="majorBidi"/>
       <w:color w:val="0F4761" w:themeColor="accent1" w:themeShade="BF"/>
@@ -2722,7 +2722,7 @@
     <w:link w:val="5"/>
     <w:uiPriority w:val="9"/>
     <w:semiHidden/>
-    <w:rsid w:val="003E2C91"/>
+    <w:rsid w:val="00E719FB"/>
     <w:rPr>
       <w:rFonts w:cstheme="majorBidi"/>
       <w:color w:val="0F4761" w:themeColor="accent1" w:themeShade="BF"/>
@@ -2736,7 +2736,7 @@
     <w:link w:val="6"/>
     <w:uiPriority w:val="9"/>
     <w:semiHidden/>
-    <w:rsid w:val="003E2C91"/>
+    <w:rsid w:val="00E719FB"/>
     <w:rPr>
       <w:rFonts w:cstheme="majorBidi"/>
       <w:b/>
@@ -2750,7 +2750,7 @@
     <w:link w:val="7"/>
     <w:uiPriority w:val="9"/>
     <w:semiHidden/>
-    <w:rsid w:val="003E2C91"/>
+    <w:rsid w:val="00E719FB"/>
     <w:rPr>
       <w:rFonts w:cstheme="majorBidi"/>
       <w:b/>
@@ -2764,7 +2764,7 @@
     <w:link w:val="8"/>
     <w:uiPriority w:val="9"/>
     <w:semiHidden/>
-    <w:rsid w:val="003E2C91"/>
+    <w:rsid w:val="00E719FB"/>
     <w:rPr>
       <w:rFonts w:cstheme="majorBidi"/>
       <w:color w:val="595959" w:themeColor="text1" w:themeTint="A6"/>
@@ -2776,7 +2776,7 @@
     <w:link w:val="9"/>
     <w:uiPriority w:val="9"/>
     <w:semiHidden/>
-    <w:rsid w:val="003E2C91"/>
+    <w:rsid w:val="00E719FB"/>
     <w:rPr>
       <w:rFonts w:eastAsiaTheme="majorEastAsia" w:cstheme="majorBidi"/>
       <w:color w:val="595959" w:themeColor="text1" w:themeTint="A6"/>
@@ -2789,7 +2789,7 @@
     <w:link w:val="a4"/>
     <w:uiPriority w:val="10"/>
     <w:qFormat/>
-    <w:rsid w:val="003E2C91"/>
+    <w:rsid w:val="00E719FB"/>
     <w:pPr>
       <w:spacing w:after="80"/>
       <w:contextualSpacing/>
@@ -2808,7 +2808,7 @@
     <w:basedOn w:val="a0"/>
     <w:link w:val="a3"/>
     <w:uiPriority w:val="10"/>
-    <w:rsid w:val="003E2C91"/>
+    <w:rsid w:val="00E719FB"/>
     <w:rPr>
       <w:rFonts w:asciiTheme="majorHAnsi" w:eastAsiaTheme="majorEastAsia" w:hAnsiTheme="majorHAnsi" w:cstheme="majorBidi"/>
       <w:spacing w:val="-10"/>
@@ -2824,7 +2824,7 @@
     <w:link w:val="a6"/>
     <w:uiPriority w:val="11"/>
     <w:qFormat/>
-    <w:rsid w:val="003E2C91"/>
+    <w:rsid w:val="00E719FB"/>
     <w:pPr>
       <w:numPr>
         <w:ilvl w:val="1"/>
@@ -2845,7 +2845,7 @@
     <w:basedOn w:val="a0"/>
     <w:link w:val="a5"/>
     <w:uiPriority w:val="11"/>
-    <w:rsid w:val="003E2C91"/>
+    <w:rsid w:val="00E719FB"/>
     <w:rPr>
       <w:rFonts w:asciiTheme="majorHAnsi" w:eastAsiaTheme="majorEastAsia" w:hAnsiTheme="majorHAnsi" w:cstheme="majorBidi"/>
       <w:color w:val="595959" w:themeColor="text1" w:themeTint="A6"/>
@@ -2861,7 +2861,7 @@
     <w:link w:val="a8"/>
     <w:uiPriority w:val="29"/>
     <w:qFormat/>
-    <w:rsid w:val="003E2C91"/>
+    <w:rsid w:val="00E719FB"/>
     <w:pPr>
       <w:spacing w:before="160" w:after="160"/>
       <w:jc w:val="center"/>
@@ -2877,7 +2877,7 @@
     <w:basedOn w:val="a0"/>
     <w:link w:val="a7"/>
     <w:uiPriority w:val="29"/>
-    <w:rsid w:val="003E2C91"/>
+    <w:rsid w:val="00E719FB"/>
     <w:rPr>
       <w:i/>
       <w:iCs/>
@@ -2889,7 +2889,7 @@
     <w:basedOn w:val="a"/>
     <w:uiPriority w:val="34"/>
     <w:qFormat/>
-    <w:rsid w:val="003E2C91"/>
+    <w:rsid w:val="00E719FB"/>
     <w:pPr>
       <w:ind w:left="720"/>
       <w:contextualSpacing/>
@@ -2900,7 +2900,7 @@
     <w:basedOn w:val="a0"/>
     <w:uiPriority w:val="21"/>
     <w:qFormat/>
-    <w:rsid w:val="003E2C91"/>
+    <w:rsid w:val="00E719FB"/>
     <w:rPr>
       <w:i/>
       <w:iCs/>
@@ -2914,7 +2914,7 @@
     <w:link w:val="ac"/>
     <w:uiPriority w:val="30"/>
     <w:qFormat/>
-    <w:rsid w:val="003E2C91"/>
+    <w:rsid w:val="00E719FB"/>
     <w:pPr>
       <w:pBdr>
         <w:top w:val="single" w:sz="4" w:space="10" w:color="0F4761" w:themeColor="accent1" w:themeShade="BF"/>
@@ -2935,7 +2935,7 @@
     <w:basedOn w:val="a0"/>
     <w:link w:val="ab"/>
     <w:uiPriority w:val="30"/>
-    <w:rsid w:val="003E2C91"/>
+    <w:rsid w:val="00E719FB"/>
     <w:rPr>
       <w:i/>
       <w:iCs/>
@@ -2947,7 +2947,7 @@
     <w:basedOn w:val="a0"/>
     <w:uiPriority w:val="32"/>
     <w:qFormat/>
-    <w:rsid w:val="003E2C91"/>
+    <w:rsid w:val="00E719FB"/>
     <w:rPr>
       <w:b/>
       <w:bCs/>
